--- a/se17.docx
+++ b/se17.docx
@@ -8,7 +8,7 @@
           <w:noProof/>
         </w:rPr>
         <w:drawing>
-          <wp:inline distT="0" distB="0" distL="0" distR="0" wp14:anchorId="138C05EF" wp14:editId="40E5E5DB">
+          <wp:inline distT="0" distB="0" distL="0" distR="0" wp14:anchorId="138C05EF" wp14:editId="4E7BBFF0">
             <wp:extent cx="5731510" cy="3181350"/>
             <wp:effectExtent l="0" t="0" r="2540" b="0"/>
             <wp:docPr id="544843064" name="Picture 1"/>
@@ -286,7 +286,28 @@
         <w:t>2668962aa63d712dcc8bdb4b06ac741682c80936</w:t>
       </w:r>
     </w:p>
-    <w:p/>
+    <w:p>
+      <w:r>
+        <w:t>Day 4:</w:t>
+      </w:r>
+      <w:r>
+        <w:t xml:space="preserve"> </w:t>
+      </w:r>
+      <w:r>
+        <w:t>9a04435cd69054cd8e74977e6daddce3e480be56</w:t>
+      </w:r>
+    </w:p>
+    <w:p>
+      <w:r>
+        <w:t>Day 5:</w:t>
+      </w:r>
+      <w:r>
+        <w:t xml:space="preserve"> </w:t>
+      </w:r>
+      <w:r>
+        <w:t>e3e10f1a4aaceca33b73c7542e9b297aef34b1fb</w:t>
+      </w:r>
+    </w:p>
     <w:p/>
     <w:p>
       <w:r>
